--- a/现代指南（上）.docx
+++ b/现代指南（上）.docx
@@ -2438,6 +2438,24 @@
         </w:rPr>
         <w:t xml:space="preserve"> </w:t>
       </w:r>
+      <w:r>
+        <w:rPr>
+          <w:rFonts w:cs="Times New Roman" w:hint="eastAsia"/>
+        </w:rPr>
+        <w:t>什么是</w:t>
+      </w:r>
+      <w:r>
+        <w:rPr>
+          <w:rFonts w:cs="Times New Roman" w:hint="eastAsia"/>
+        </w:rPr>
+        <w:t>J</w:t>
+      </w:r>
+      <w:r>
+        <w:rPr>
+          <w:rFonts w:cs="Times New Roman"/>
+        </w:rPr>
+        <w:t>VM</w:t>
+      </w:r>
     </w:p>
     <w:p>
       <w:pPr>
@@ -2558,9 +2576,6 @@
     <w:p>
       <w:pPr>
         <w:pStyle w:val="3"/>
-        <w:rPr>
-          <w:rFonts w:hint="eastAsia"/>
-        </w:rPr>
       </w:pPr>
       <w:bookmarkStart w:id="8" w:name="_Toc105160765"/>
       <w:r>
@@ -2609,19 +2624,7 @@
         <w:rPr>
           <w:shd w:val="clear" w:color="auto" w:fill="FFFFFF"/>
         </w:rPr>
-        <w:t>4.1.</w:t>
-      </w:r>
-      <w:r>
-        <w:rPr>
-          <w:shd w:val="clear" w:color="auto" w:fill="FFFFFF"/>
-        </w:rPr>
-        <w:t>3</w:t>
-      </w:r>
-      <w:r>
-        <w:rPr>
-          <w:shd w:val="clear" w:color="auto" w:fill="FFFFFF"/>
-        </w:rPr>
-        <w:t xml:space="preserve"> </w:t>
+        <w:t xml:space="preserve">4.1.3 </w:t>
       </w:r>
       <w:r>
         <w:rPr>
@@ -2644,19 +2647,7 @@
         <w:rPr>
           <w:shd w:val="clear" w:color="auto" w:fill="FFFFFF"/>
         </w:rPr>
-        <w:t>4.1.</w:t>
-      </w:r>
-      <w:r>
-        <w:rPr>
-          <w:shd w:val="clear" w:color="auto" w:fill="FFFFFF"/>
-        </w:rPr>
-        <w:t>4</w:t>
-      </w:r>
-      <w:r>
-        <w:rPr>
-          <w:shd w:val="clear" w:color="auto" w:fill="FFFFFF"/>
-        </w:rPr>
-        <w:t xml:space="preserve"> </w:t>
+        <w:t xml:space="preserve">4.1.4 </w:t>
       </w:r>
       <w:r>
         <w:rPr>
@@ -2671,7 +2662,6 @@
       <w:pPr>
         <w:pStyle w:val="3"/>
         <w:rPr>
-          <w:rFonts w:hint="eastAsia"/>
           <w:shd w:val="clear" w:color="auto" w:fill="FFFFFF"/>
         </w:rPr>
       </w:pPr>
@@ -2680,19 +2670,7 @@
         <w:rPr>
           <w:shd w:val="clear" w:color="auto" w:fill="FFFFFF"/>
         </w:rPr>
-        <w:t>4.1.</w:t>
-      </w:r>
-      <w:r>
-        <w:rPr>
-          <w:shd w:val="clear" w:color="auto" w:fill="FFFFFF"/>
-        </w:rPr>
-        <w:t>5</w:t>
-      </w:r>
-      <w:r>
-        <w:rPr>
-          <w:shd w:val="clear" w:color="auto" w:fill="FFFFFF"/>
-        </w:rPr>
-        <w:t xml:space="preserve"> </w:t>
+        <w:t xml:space="preserve">4.1.5 </w:t>
       </w:r>
       <w:r>
         <w:rPr>
@@ -2790,13 +2768,7 @@
         <w:rPr>
           <w:shd w:val="clear" w:color="auto" w:fill="FFFFFF"/>
         </w:rPr>
-        <w:t>.1</w:t>
-      </w:r>
-      <w:r>
-        <w:rPr>
-          <w:shd w:val="clear" w:color="auto" w:fill="FFFFFF"/>
-        </w:rPr>
-        <w:t xml:space="preserve"> </w:t>
+        <w:t xml:space="preserve">.1 </w:t>
       </w:r>
       <w:r>
         <w:rPr>
@@ -3063,9 +3035,6 @@
     <w:p>
       <w:pPr>
         <w:pStyle w:val="2"/>
-        <w:rPr>
-          <w:rFonts w:hint="eastAsia"/>
-        </w:rPr>
       </w:pPr>
       <w:bookmarkStart w:id="31" w:name="_Toc105160788"/>
       <w:r>
